--- a/documents/Power Point Presentation Structure.docx
+++ b/documents/Power Point Presentation Structure.docx
@@ -194,52 +194,56 @@
         <w:t>Missing Items &amp; Revenue Loss Investigation</w:t>
       </w:r>
     </w:p>
+    <w:p>
+      <w:r>
+        <w:t>Data Analyst</w:t>
+      </w:r>
+    </w:p>
+    <w:p>
+      <w:r>
+        <w:t>--/--</w:t>
+      </w:r>
+    </w:p>
     <w:p/>
     <w:p>
-      <w:r>
-        <w:t>--/--</w:t>
+      <w:pPr>
+        <w:rPr>
+          <w:b/>
+          <w:bCs/>
+        </w:rPr>
+      </w:pPr>
+      <w:r>
+        <w:rPr>
+          <w:b/>
+          <w:bCs/>
+        </w:rPr>
+        <w:t>Slide 1 — Title</w:t>
+      </w:r>
+    </w:p>
+    <w:p>
+      <w:r>
+        <w:rPr>
+          <w:b/>
+          <w:bCs/>
+        </w:rPr>
+        <w:t>Fraud Risk Analysis in Delivery Operations</w:t>
+      </w:r>
+    </w:p>
+    <w:p>
+      <w:r>
+        <w:t>Subtitle:</w:t>
+      </w:r>
+    </w:p>
+    <w:p>
+      <w:r>
+        <w:t>Operational Missing Items &amp; Revenue Loss Investigation</w:t>
       </w:r>
     </w:p>
     <w:p/>
     <w:p>
-      <w:pPr>
-        <w:rPr>
-          <w:b/>
-          <w:bCs/>
-        </w:rPr>
-      </w:pPr>
-      <w:r>
-        <w:rPr>
-          <w:b/>
-          <w:bCs/>
-        </w:rPr>
-        <w:t>Slide 1 — Title</w:t>
-      </w:r>
-    </w:p>
-    <w:p>
-      <w:r>
-        <w:rPr>
-          <w:b/>
-          <w:bCs/>
-        </w:rPr>
-        <w:t>Fraud Risk Analysis in Delivery Operations</w:t>
-      </w:r>
-    </w:p>
-    <w:p>
-      <w:r>
-        <w:t>Subtitle:</w:t>
-      </w:r>
-    </w:p>
-    <w:p>
-      <w:r>
-        <w:t>Operational Missing Items &amp; Revenue Loss Investigation</w:t>
-      </w:r>
-    </w:p>
-    <w:p/>
-    <w:p>
       <w:r>
         <w:pict w14:anchorId="3F9C8400">
-          <v:rect id="_x0000_i1091" style="width:0;height:1.5pt" o:hralign="center" o:hrstd="t" o:hr="t" fillcolor="#a0a0a0" stroked="f"/>
+          <v:rect id="_x0000_i1025" style="width:0;height:1.5pt" o:hralign="center" o:hrstd="t" o:hr="t" fillcolor="#a0a0a0" stroked="f"/>
         </w:pict>
       </w:r>
     </w:p>
@@ -361,11 +365,25 @@
     </w:p>
     <w:p/>
     <w:p>
-      <w:r>
+      <w:pPr>
+        <w:rPr>
+          <w:lang w:val="pt-BR"/>
+        </w:rPr>
+      </w:pPr>
+      <w:r>
+        <w:rPr>
+          <w:lang w:val="pt-BR"/>
+        </w:rPr>
         <w:t>--/--</w:t>
       </w:r>
     </w:p>
-    <w:p/>
+    <w:p>
+      <w:pPr>
+        <w:rPr>
+          <w:lang w:val="pt-BR"/>
+        </w:rPr>
+      </w:pPr>
+    </w:p>
     <w:p>
       <w:pPr>
         <w:rPr>
@@ -511,7 +529,7 @@
     <w:p>
       <w:r>
         <w:pict w14:anchorId="7280DA0D">
-          <v:rect id="_x0000_i1092" style="width:0;height:1.5pt" o:hralign="center" o:hrstd="t" o:hr="t" fillcolor="#a0a0a0" stroked="f"/>
+          <v:rect id="_x0000_i1026" style="width:0;height:1.5pt" o:hralign="center" o:hrstd="t" o:hr="t" fillcolor="#a0a0a0" stroked="f"/>
         </w:pict>
       </w:r>
     </w:p>
@@ -717,7 +735,7 @@
     <w:p>
       <w:r>
         <w:pict w14:anchorId="543A0DB2">
-          <v:rect id="_x0000_i1093" style="width:0;height:1.5pt" o:hralign="center" o:hrstd="t" o:hr="t" fillcolor="#a0a0a0" stroked="f"/>
+          <v:rect id="_x0000_i1027" style="width:0;height:1.5pt" o:hralign="center" o:hrstd="t" o:hr="t" fillcolor="#a0a0a0" stroked="f"/>
         </w:pict>
       </w:r>
     </w:p>
@@ -1085,7 +1103,7 @@
     <w:p>
       <w:r>
         <w:pict w14:anchorId="522C51EF">
-          <v:rect id="_x0000_i1094" style="width:0;height:1.5pt" o:hralign="center" o:hrstd="t" o:hr="t" fillcolor="#a0a0a0" stroked="f"/>
+          <v:rect id="_x0000_i1028" style="width:0;height:1.5pt" o:hralign="center" o:hrstd="t" o:hr="t" fillcolor="#a0a0a0" stroked="f"/>
         </w:pict>
       </w:r>
     </w:p>
@@ -1101,51 +1119,54 @@
           <w:b/>
           <w:bCs/>
         </w:rPr>
-        <w:t>Slide 5 — Key Metrics</w:t>
-      </w:r>
-    </w:p>
-    <w:p>
-      <w:r>
-        <w:t>(</w:t>
-      </w:r>
-      <w:proofErr w:type="spellStart"/>
-      <w:r>
-        <w:t>Seções</w:t>
-      </w:r>
-      <w:proofErr w:type="spellEnd"/>
-      <w:r>
-        <w:t xml:space="preserve"> </w:t>
-      </w:r>
-      <w:proofErr w:type="spellStart"/>
-      <w:r>
-        <w:t>usadas</w:t>
-      </w:r>
-      <w:proofErr w:type="spellEnd"/>
+        <w:t xml:space="preserve">Slide 5 — </w:t>
+      </w:r>
+      <w:r>
+        <w:rPr>
+          <w:b/>
+          <w:bCs/>
+          <w:lang w:val="en-US"/>
+        </w:rPr>
+        <w:t>Key Metrics &amp; Dimensions Definition</w:t>
+      </w:r>
+    </w:p>
+    <w:p>
+      <w:pPr>
+        <w:ind w:left="720"/>
+      </w:pPr>
+      <w:r>
+        <w:rPr>
+          <w:b/>
+          <w:bCs/>
+        </w:rPr>
+        <w:t>Key Metrics</w:t>
+      </w:r>
       <w:r>
         <w:t xml:space="preserve">: </w:t>
       </w:r>
       <w:r>
         <w:rPr>
-          <w:b/>
-          <w:bCs/>
-        </w:rPr>
-        <w:t>5.0 + 8.1</w:t>
-      </w:r>
-      <w:r>
-        <w:t>)</w:t>
-      </w:r>
-    </w:p>
-    <w:p>
-      <w:r>
-        <w:t xml:space="preserve">Metrics </w:t>
-      </w:r>
-      <w:proofErr w:type="spellStart"/>
-      <w:r>
-        <w:t>analyzed</w:t>
-      </w:r>
-      <w:proofErr w:type="spellEnd"/>
-      <w:r>
-        <w:t>:</w:t>
+          <w:lang w:val="en-US"/>
+        </w:rPr>
+        <w:t>M</w:t>
+      </w:r>
+      <w:r>
+        <w:rPr>
+          <w:lang w:val="en-US"/>
+        </w:rPr>
+        <w:t xml:space="preserve">ain KPIs </w:t>
+      </w:r>
+      <w:r>
+        <w:rPr>
+          <w:lang w:val="en-US"/>
+        </w:rPr>
+        <w:t>to</w:t>
+      </w:r>
+      <w:r>
+        <w:rPr>
+          <w:lang w:val="en-US"/>
+        </w:rPr>
+        <w:t xml:space="preserve"> respond the previous question and generate actionable insights:</w:t>
       </w:r>
     </w:p>
     <w:p>
@@ -1154,9 +1175,46 @@
           <w:ilvl w:val="0"/>
           <w:numId w:val="3"/>
         </w:numPr>
-      </w:pPr>
-      <w:r>
-        <w:t>Missing Item Rate</w:t>
+        <w:rPr>
+          <w:b/>
+          <w:bCs/>
+        </w:rPr>
+      </w:pPr>
+      <w:r>
+        <w:rPr>
+          <w:b/>
+          <w:bCs/>
+        </w:rPr>
+        <w:t>Missing Listings Incidence Rate</w:t>
+      </w:r>
+      <w:r>
+        <w:rPr>
+          <w:b/>
+          <w:bCs/>
+        </w:rPr>
+        <w:t xml:space="preserve">: </w:t>
+      </w:r>
+      <w:r>
+        <w:rPr>
+          <w:b/>
+          <w:bCs/>
+        </w:rPr>
+        <w:t xml:space="preserve">Frequency of occurrence - </w:t>
+      </w:r>
+      <w:r>
+        <w:rPr>
+          <w:b/>
+          <w:bCs/>
+          <w:lang w:val="en-US"/>
+        </w:rPr>
+        <w:t>Average of at least one missing item per order</w:t>
+      </w:r>
+      <w:r>
+        <w:rPr>
+          <w:b/>
+          <w:bCs/>
+        </w:rPr>
+        <w:t>.</w:t>
       </w:r>
     </w:p>
     <w:p>
@@ -1165,9 +1223,39 @@
           <w:ilvl w:val="0"/>
           <w:numId w:val="3"/>
         </w:numPr>
-      </w:pPr>
-      <w:r>
-        <w:t>Revenue Loss Rate</w:t>
+        <w:rPr>
+          <w:b/>
+          <w:bCs/>
+        </w:rPr>
+      </w:pPr>
+      <w:r>
+        <w:rPr>
+          <w:b/>
+          <w:bCs/>
+        </w:rPr>
+        <w:t>Average Missing Items</w:t>
+      </w:r>
+      <w:r>
+        <w:rPr>
+          <w:b/>
+          <w:bCs/>
+        </w:rPr>
+        <w:t xml:space="preserve">: </w:t>
+      </w:r>
+      <w:r>
+        <w:rPr>
+          <w:b/>
+          <w:bCs/>
+        </w:rPr>
+        <w:t xml:space="preserve">Error intensity - </w:t>
+      </w:r>
+      <w:r>
+        <w:rPr>
+          <w:b/>
+          <w:bCs/>
+          <w:lang w:val="en-US"/>
+        </w:rPr>
+        <w:t>How many items, on average, are missing per order, regardless of how many items were delivered.</w:t>
       </w:r>
     </w:p>
     <w:p>
@@ -1176,20 +1264,160 @@
           <w:ilvl w:val="0"/>
           <w:numId w:val="3"/>
         </w:numPr>
-      </w:pPr>
-      <w:r>
-        <w:t>Average Missing Items per Order</w:t>
-      </w:r>
-    </w:p>
-    <w:p>
-      <w:pPr>
+        <w:rPr>
+          <w:b/>
+          <w:bCs/>
+        </w:rPr>
+      </w:pPr>
+      <w:r>
+        <w:rPr>
+          <w:b/>
+          <w:bCs/>
+        </w:rPr>
+        <w:t>Weighted Missing Items Rate</w:t>
+      </w:r>
+      <w:r>
+        <w:rPr>
+          <w:b/>
+          <w:bCs/>
+        </w:rPr>
+        <w:t xml:space="preserve">: </w:t>
+      </w:r>
+      <w:r>
+        <w:rPr>
+          <w:b/>
+          <w:bCs/>
+        </w:rPr>
+        <w:t xml:space="preserve">Real Impact - </w:t>
+      </w:r>
+      <w:r>
+        <w:rPr>
+          <w:b/>
+          <w:bCs/>
+          <w:lang w:val="en-US"/>
+        </w:rPr>
+        <w:t>Average of missing items per delivered items</w:t>
+      </w:r>
+      <w:r>
+        <w:rPr>
+          <w:b/>
+          <w:bCs/>
+        </w:rPr>
+        <w:t>.</w:t>
+      </w:r>
+    </w:p>
+    <w:p>
+      <w:pPr>
+        <w:pStyle w:val="ListParagraph"/>
         <w:numPr>
           <w:ilvl w:val="0"/>
           <w:numId w:val="3"/>
         </w:numPr>
       </w:pPr>
       <w:r>
-        <w:t>Financial Loss per Incident</w:t>
+        <w:t xml:space="preserve">Revenue Loss </w:t>
+      </w:r>
+      <w:r>
+        <w:t>A</w:t>
+      </w:r>
+      <w:r>
+        <w:t>verage</w:t>
+      </w:r>
+      <w:r>
+        <w:t xml:space="preserve">: </w:t>
+      </w:r>
+      <w:r>
+        <w:t xml:space="preserve">Error intensity - </w:t>
+      </w:r>
+      <w:r>
+        <w:rPr>
+          <w:lang w:val="en-US"/>
+        </w:rPr>
+        <w:t>How much items, on average, is the revenue loss per order, regardless of how much was the total revenue per order.</w:t>
+      </w:r>
+    </w:p>
+    <w:p>
+      <w:pPr>
+        <w:pStyle w:val="ListParagraph"/>
+        <w:numPr>
+          <w:ilvl w:val="0"/>
+          <w:numId w:val="3"/>
+        </w:numPr>
+      </w:pPr>
+      <w:r>
+        <w:t>Weighted Revenue Loss Rate</w:t>
+      </w:r>
+      <w:r>
+        <w:t xml:space="preserve">: </w:t>
+      </w:r>
+      <w:r>
+        <w:t xml:space="preserve">Real Impact - </w:t>
+      </w:r>
+      <w:r>
+        <w:rPr>
+          <w:lang w:val="en-US"/>
+        </w:rPr>
+        <w:t>Average of revenue loss per order revenue amount</w:t>
+      </w:r>
+      <w:r>
+        <w:t>.</w:t>
+      </w:r>
+    </w:p>
+    <w:p>
+      <w:r>
+        <w:t>Proxy Metrics:</w:t>
+      </w:r>
+      <w:r>
+        <w:t xml:space="preserve"> Auxiliar metrics because th</w:t>
+      </w:r>
+      <w:r>
+        <w:t xml:space="preserve">ey alone </w:t>
+      </w:r>
+      <w:proofErr w:type="spellStart"/>
+      <w:r>
+        <w:t>can not</w:t>
+      </w:r>
+      <w:proofErr w:type="spellEnd"/>
+      <w:r>
+        <w:t xml:space="preserve"> generate </w:t>
+      </w:r>
+      <w:proofErr w:type="spellStart"/>
+      <w:r>
+        <w:t>trustworh</w:t>
+      </w:r>
+      <w:proofErr w:type="spellEnd"/>
+      <w:r>
+        <w:t xml:space="preserve"> metrics based on the bias that can be created because of the different amount of order for each group.</w:t>
+      </w:r>
+    </w:p>
+    <w:p>
+      <w:pPr>
+        <w:pStyle w:val="ListParagraph"/>
+        <w:numPr>
+          <w:ilvl w:val="0"/>
+          <w:numId w:val="3"/>
+        </w:numPr>
+      </w:pPr>
+      <w:r>
+        <w:t>Revenue Loss total</w:t>
+      </w:r>
+      <w:r>
+        <w:tab/>
+      </w:r>
+    </w:p>
+    <w:p>
+      <w:pPr>
+        <w:pStyle w:val="ListParagraph"/>
+        <w:numPr>
+          <w:ilvl w:val="0"/>
+          <w:numId w:val="3"/>
+        </w:numPr>
+      </w:pPr>
+      <w:r>
+        <w:t>Items missing total</w:t>
+      </w:r>
+      <w:r>
+        <w:tab/>
       </w:r>
     </w:p>
     <w:p>
@@ -1205,6 +1433,7 @@
         </w:numPr>
       </w:pPr>
       <w:r>
+        <w:lastRenderedPageBreak/>
         <w:t>Distribution of Missing Items</w:t>
       </w:r>
     </w:p>
@@ -1285,7 +1514,6 @@
                 <w:b/>
                 <w:bCs/>
               </w:rPr>
-              <w:lastRenderedPageBreak/>
               <w:t>Dataset</w:t>
             </w:r>
           </w:p>
@@ -1481,7 +1709,7 @@
     <w:p>
       <w:r>
         <w:pict w14:anchorId="095029BA">
-          <v:rect id="_x0000_i1095" style="width:0;height:1.5pt" o:hralign="center" o:hrstd="t" o:hr="t" fillcolor="#a0a0a0" stroked="f"/>
+          <v:rect id="_x0000_i1029" style="width:0;height:1.5pt" o:hralign="center" o:hrstd="t" o:hr="t" fillcolor="#a0a0a0" stroked="f"/>
         </w:pict>
       </w:r>
     </w:p>
@@ -1793,9 +2021,6 @@
       </w:r>
       <w:r>
         <w:br/>
-      </w:r>
-      <w:r>
-        <w:lastRenderedPageBreak/>
         <w:t>• Average Missing Items</w:t>
       </w:r>
       <w:r>
@@ -1817,7 +2042,7 @@
     <w:p>
       <w:r>
         <w:pict w14:anchorId="635D6743">
-          <v:rect id="_x0000_i1096" style="width:0;height:1.5pt" o:hralign="center" o:hrstd="t" o:hr="t" fillcolor="#a0a0a0" stroked="f"/>
+          <v:rect id="_x0000_i1030" style="width:0;height:1.5pt" o:hralign="center" o:hrstd="t" o:hr="t" fillcolor="#a0a0a0" stroked="f"/>
         </w:pict>
       </w:r>
     </w:p>
@@ -2024,6 +2249,7 @@
           </w:tcPr>
           <w:p>
             <w:r>
+              <w:lastRenderedPageBreak/>
               <w:t>H7 Price vs missing frequency</w:t>
             </w:r>
           </w:p>
@@ -2133,7 +2359,7 @@
     <w:p>
       <w:r>
         <w:pict w14:anchorId="114F5301">
-          <v:rect id="_x0000_i1097" style="width:0;height:1.5pt" o:hralign="center" o:hrstd="t" o:hr="t" fillcolor="#a0a0a0" stroked="f"/>
+          <v:rect id="_x0000_i1031" style="width:0;height:1.5pt" o:hralign="center" o:hrstd="t" o:hr="t" fillcolor="#a0a0a0" stroked="f"/>
         </w:pict>
       </w:r>
     </w:p>
@@ -2174,7 +2400,6 @@
         <w:rPr>
           <w:lang w:val="pt-BR"/>
         </w:rPr>
-        <w:lastRenderedPageBreak/>
         <w:t xml:space="preserve">(Seção: </w:t>
       </w:r>
       <w:r>
@@ -2278,7 +2503,7 @@
     <w:p>
       <w:r>
         <w:pict w14:anchorId="2B3002CA">
-          <v:rect id="_x0000_i1098" style="width:0;height:1.5pt" o:hralign="center" o:hrstd="t" o:hr="t" fillcolor="#a0a0a0" stroked="f"/>
+          <v:rect id="_x0000_i1032" style="width:0;height:1.5pt" o:hralign="center" o:hrstd="t" o:hr="t" fillcolor="#a0a0a0" stroked="f"/>
         </w:pict>
       </w:r>
     </w:p>
@@ -2338,6 +2563,7 @@
         </w:numPr>
       </w:pPr>
       <w:r>
+        <w:lastRenderedPageBreak/>
         <w:t>Missing incidence</w:t>
       </w:r>
     </w:p>
@@ -2509,7 +2735,6 @@
           </w:tcPr>
           <w:p>
             <w:r>
-              <w:lastRenderedPageBreak/>
               <w:t>60–100</w:t>
             </w:r>
           </w:p>
@@ -2786,7 +3011,7 @@
     <w:p>
       <w:r>
         <w:pict w14:anchorId="6BE7C66A">
-          <v:rect id="_x0000_i1099" style="width:0;height:1.5pt" o:hralign="center" o:hrstd="t" o:hr="t" fillcolor="#a0a0a0" stroked="f"/>
+          <v:rect id="_x0000_i1033" style="width:0;height:1.5pt" o:hralign="center" o:hrstd="t" o:hr="t" fillcolor="#a0a0a0" stroked="f"/>
         </w:pict>
       </w:r>
     </w:p>
@@ -2802,6 +3027,7 @@
           <w:b/>
           <w:bCs/>
         </w:rPr>
+        <w:lastRenderedPageBreak/>
         <w:t>Slide 10 — Fraud Risk Insights</w:t>
       </w:r>
     </w:p>
@@ -2873,7 +3099,6 @@
     </w:p>
     <w:p>
       <w:r>
-        <w:lastRenderedPageBreak/>
         <w:t>Identify highest-risk operational segments.</w:t>
       </w:r>
     </w:p>
@@ -2936,7 +3161,7 @@
     <w:p>
       <w:r>
         <w:pict w14:anchorId="35B3B1D7">
-          <v:rect id="_x0000_i1100" style="width:0;height:1.5pt" o:hralign="center" o:hrstd="t" o:hr="t" fillcolor="#a0a0a0" stroked="f"/>
+          <v:rect id="_x0000_i1034" style="width:0;height:1.5pt" o:hralign="center" o:hrstd="t" o:hr="t" fillcolor="#a0a0a0" stroked="f"/>
         </w:pict>
       </w:r>
     </w:p>
@@ -3028,8 +3253,9 @@
     <w:p/>
     <w:p>
       <w:r>
+        <w:lastRenderedPageBreak/>
         <w:pict w14:anchorId="49BA5D25">
-          <v:rect id="_x0000_i1101" style="width:0;height:1.5pt" o:hralign="center" o:hrstd="t" o:hr="t" fillcolor="#a0a0a0" stroked="f"/>
+          <v:rect id="_x0000_i1035" style="width:0;height:1.5pt" o:hralign="center" o:hrstd="t" o:hr="t" fillcolor="#a0a0a0" stroked="f"/>
         </w:pict>
       </w:r>
     </w:p>
@@ -3078,7 +3304,6 @@
     </w:p>
     <w:p>
       <w:r>
-        <w:lastRenderedPageBreak/>
         <w:t xml:space="preserve">Implementing a </w:t>
       </w:r>
       <w:r>
@@ -3194,7 +3419,7 @@
     <w:p>
       <w:r>
         <w:pict w14:anchorId="21EC02C4">
-          <v:rect id="_x0000_i1143" style="width:0;height:1.5pt" o:hralign="center" o:hrstd="t" o:hr="t" fillcolor="#a0a0a0" stroked="f"/>
+          <v:rect id="_x0000_i1036" style="width:0;height:1.5pt" o:hralign="center" o:hrstd="t" o:hr="t" fillcolor="#a0a0a0" stroked="f"/>
         </w:pict>
       </w:r>
     </w:p>
@@ -3242,8 +3467,9 @@
     </w:p>
     <w:p>
       <w:r>
+        <w:lastRenderedPageBreak/>
         <w:pict w14:anchorId="7632D345">
-          <v:rect id="_x0000_i1144" style="width:0;height:1.5pt" o:hralign="center" o:hrstd="t" o:hr="t" fillcolor="#a0a0a0" stroked="f"/>
+          <v:rect id="_x0000_i1037" style="width:0;height:1.5pt" o:hralign="center" o:hrstd="t" o:hr="t" fillcolor="#a0a0a0" stroked="f"/>
         </w:pict>
       </w:r>
     </w:p>
@@ -3287,9 +3513,8 @@
     </w:p>
     <w:p>
       <w:r>
-        <w:lastRenderedPageBreak/>
         <w:pict w14:anchorId="16DFF581">
-          <v:rect id="_x0000_i1145" style="width:0;height:1.5pt" o:hralign="center" o:hrstd="t" o:hr="t" fillcolor="#a0a0a0" stroked="f"/>
+          <v:rect id="_x0000_i1038" style="width:0;height:1.5pt" o:hralign="center" o:hrstd="t" o:hr="t" fillcolor="#a0a0a0" stroked="f"/>
         </w:pict>
       </w:r>
     </w:p>
@@ -3338,7 +3563,7 @@
     <w:p>
       <w:r>
         <w:pict w14:anchorId="28DA1E05">
-          <v:rect id="_x0000_i1146" style="width:0;height:1.5pt" o:hralign="center" o:hrstd="t" o:hr="t" fillcolor="#a0a0a0" stroked="f"/>
+          <v:rect id="_x0000_i1039" style="width:0;height:1.5pt" o:hralign="center" o:hrstd="t" o:hr="t" fillcolor="#a0a0a0" stroked="f"/>
         </w:pict>
       </w:r>
     </w:p>
@@ -3383,7 +3608,7 @@
     <w:p>
       <w:r>
         <w:pict w14:anchorId="52BE7C95">
-          <v:rect id="_x0000_i1147" style="width:0;height:1.5pt" o:hralign="center" o:hrstd="t" o:hr="t" fillcolor="#a0a0a0" stroked="f"/>
+          <v:rect id="_x0000_i1040" style="width:0;height:1.5pt" o:hralign="center" o:hrstd="t" o:hr="t" fillcolor="#a0a0a0" stroked="f"/>
         </w:pict>
       </w:r>
     </w:p>
@@ -3431,11 +3656,26 @@
     </w:p>
     <w:p/>
     <w:p>
-      <w:r>
+      <w:pPr>
+        <w:rPr>
+          <w:lang w:val="pt-BR"/>
+        </w:rPr>
+      </w:pPr>
+      <w:r>
+        <w:rPr>
+          <w:lang w:val="pt-BR"/>
+        </w:rPr>
+        <w:lastRenderedPageBreak/>
         <w:t>--/--</w:t>
       </w:r>
     </w:p>
-    <w:p/>
+    <w:p>
+      <w:pPr>
+        <w:rPr>
+          <w:lang w:val="pt-BR"/>
+        </w:rPr>
+      </w:pPr>
+    </w:p>
     <w:p>
       <w:pPr>
         <w:rPr>
@@ -3536,7 +3776,6 @@
         </w:numPr>
       </w:pPr>
       <w:r>
-        <w:lastRenderedPageBreak/>
         <w:t xml:space="preserve">Missing items cause </w:t>
       </w:r>
       <w:r>
@@ -3586,7 +3825,7 @@
     <w:p>
       <w:r>
         <w:pict w14:anchorId="09D8EF8D">
-          <v:rect id="_x0000_i1201" style="width:0;height:1.5pt" o:hralign="center" o:hrstd="t" o:hr="t" fillcolor="#a0a0a0" stroked="f"/>
+          <v:rect id="_x0000_i1041" style="width:0;height:1.5pt" o:hralign="center" o:hrstd="t" o:hr="t" fillcolor="#a0a0a0" stroked="f"/>
         </w:pict>
       </w:r>
     </w:p>
@@ -3718,7 +3957,7 @@
     <w:p>
       <w:r>
         <w:pict w14:anchorId="626AA1C7">
-          <v:rect id="_x0000_i1202" style="width:0;height:1.5pt" o:hralign="center" o:hrstd="t" o:hr="t" fillcolor="#a0a0a0" stroked="f"/>
+          <v:rect id="_x0000_i1042" style="width:0;height:1.5pt" o:hralign="center" o:hrstd="t" o:hr="t" fillcolor="#a0a0a0" stroked="f"/>
         </w:pict>
       </w:r>
     </w:p>
@@ -3830,8 +4069,13 @@
     </w:p>
     <w:p>
       <w:r>
-        <w:t>H1 — Missing items vary by time period</w:t>
-      </w:r>
+        <w:t xml:space="preserve">H1 — Missing items vary by </w:t>
+      </w:r>
+      <w:proofErr w:type="gramStart"/>
+      <w:r>
+        <w:t>time period</w:t>
+      </w:r>
+      <w:proofErr w:type="gramEnd"/>
       <w:r>
         <w:br/>
         <w:t>H2 — Certain regions have higher incidence</w:t>
@@ -3875,7 +4119,7 @@
     <w:p>
       <w:r>
         <w:pict w14:anchorId="2FCD39EB">
-          <v:rect id="_x0000_i1203" style="width:0;height:1.5pt" o:hralign="center" o:hrstd="t" o:hr="t" fillcolor="#a0a0a0" stroked="f"/>
+          <v:rect id="_x0000_i1043" style="width:0;height:1.5pt" o:hralign="center" o:hrstd="t" o:hr="t" fillcolor="#a0a0a0" stroked="f"/>
         </w:pict>
       </w:r>
     </w:p>
@@ -3891,6 +4135,7 @@
           <w:b/>
           <w:bCs/>
         </w:rPr>
+        <w:lastRenderedPageBreak/>
         <w:t>4️</w:t>
       </w:r>
       <w:r>
@@ -3945,9 +4190,6 @@
       </w:r>
       <w:r>
         <w:br/>
-      </w:r>
-      <w:r>
-        <w:lastRenderedPageBreak/>
         <w:t>+ weighted revenue loss</w:t>
       </w:r>
       <w:r>
@@ -3996,7 +4238,7 @@
     <w:p>
       <w:r>
         <w:pict w14:anchorId="6F33B20D">
-          <v:rect id="_x0000_i1204" style="width:0;height:1.5pt" o:hralign="center" o:hrstd="t" o:hr="t" fillcolor="#a0a0a0" stroked="f"/>
+          <v:rect id="_x0000_i1044" style="width:0;height:1.5pt" o:hralign="center" o:hrstd="t" o:hr="t" fillcolor="#a0a0a0" stroked="f"/>
         </w:pict>
       </w:r>
     </w:p>
@@ -4129,7 +4371,7 @@
     <w:p>
       <w:r>
         <w:pict w14:anchorId="2D429A14">
-          <v:rect id="_x0000_i1205" style="width:0;height:1.5pt" o:hralign="center" o:hrstd="t" o:hr="t" fillcolor="#a0a0a0" stroked="f"/>
+          <v:rect id="_x0000_i1045" style="width:0;height:1.5pt" o:hralign="center" o:hrstd="t" o:hr="t" fillcolor="#a0a0a0" stroked="f"/>
         </w:pict>
       </w:r>
     </w:p>
@@ -4227,7 +4469,7 @@
     <w:p>
       <w:r>
         <w:pict w14:anchorId="6F1DC6C2">
-          <v:rect id="_x0000_i1206" style="width:0;height:1.5pt" o:hralign="center" o:hrstd="t" o:hr="t" fillcolor="#a0a0a0" stroked="f"/>
+          <v:rect id="_x0000_i1046" style="width:0;height:1.5pt" o:hralign="center" o:hrstd="t" o:hr="t" fillcolor="#a0a0a0" stroked="f"/>
         </w:pict>
       </w:r>
     </w:p>
@@ -4352,6 +4594,7 @@
     </w:p>
     <w:p>
       <w:r>
+        <w:lastRenderedPageBreak/>
         <w:t>A simple decision-support tool was created to estimate delivery fraud risk using the Fraud Risk Framework.</w:t>
       </w:r>
     </w:p>
@@ -4385,7 +4628,7 @@
     <w:p>
       <w:r>
         <w:pict w14:anchorId="645EE3FB">
-          <v:rect id="_x0000_i1207" style="width:0;height:1.5pt" o:hralign="center" o:hrstd="t" o:hr="t" fillcolor="#a0a0a0" stroked="f"/>
+          <v:rect id="_x0000_i1047" style="width:0;height:1.5pt" o:hralign="center" o:hrstd="t" o:hr="t" fillcolor="#a0a0a0" stroked="f"/>
         </w:pict>
       </w:r>
     </w:p>
@@ -4416,7 +4659,6 @@
         <w:rPr>
           <w:lang w:val="pt-BR"/>
         </w:rPr>
-        <w:lastRenderedPageBreak/>
         <w:t>Quando você mostrar o simulador, diga algo como:</w:t>
       </w:r>
     </w:p>
@@ -4455,11 +4697,15 @@
     <w:p>
       <w:r>
         <w:pict w14:anchorId="275CF66B">
-          <v:rect id="_x0000_i1208" style="width:0;height:1.5pt" o:hralign="center" o:hrstd="t" o:hr="t" fillcolor="#a0a0a0" stroked="f"/>
+          <v:rect id="_x0000_i1048" style="width:0;height:1.5pt" o:hralign="center" o:hrstd="t" o:hr="t" fillcolor="#a0a0a0" stroked="f"/>
         </w:pict>
       </w:r>
     </w:p>
-    <w:p/>
+    <w:p>
+      <w:pPr>
+        <w:spacing w:after="100" w:afterAutospacing="1"/>
+      </w:pPr>
+    </w:p>
     <w:p/>
     <w:sectPr>
       <w:pgSz w:w="11906" w:h="16838"/>
@@ -4474,6 +4720,146 @@
 <file path=word/numbering.xml><?xml version="1.0" encoding="utf-8"?>
 <w:numbering xmlns:wpc="http://schemas.microsoft.com/office/word/2010/wordprocessingCanvas" xmlns:cx="http://schemas.microsoft.com/office/drawing/2014/chartex" xmlns:cx1="http://schemas.microsoft.com/office/drawing/2015/9/8/chartex" xmlns:cx2="http://schemas.microsoft.com/office/drawing/2015/10/21/chartex" xmlns:cx3="http://schemas.microsoft.com/office/drawing/2016/5/9/chartex" xmlns:cx4="http://schemas.microsoft.com/office/drawing/2016/5/10/chartex" xmlns:cx5="http://schemas.microsoft.com/office/drawing/2016/5/11/chartex" xmlns:cx6="http://schemas.microsoft.com/office/drawing/2016/5/12/chartex" xmlns:cx7="http://schemas.microsoft.com/office/drawing/2016/5/13/chartex" xmlns:cx8="http://schemas.microsoft.com/office/drawing/2016/5/14/chartex" xmlns:mc="http://schemas.openxmlformats.org/markup-compatibility/2006" xmlns:aink="http://schemas.microsoft.com/office/drawing/2016/ink" xmlns:am3d="http://schemas.microsoft.com/office/drawing/2017/model3d" xmlns:o="urn:schemas-microsoft-com:office:office" xmlns:oel="http://schemas.microsoft.com/office/2019/extlst" xmlns:r="http://schemas.openxmlformats.org/officeDocument/2006/relationships" xmlns:m="http://schemas.openxmlformats.org/officeDocument/2006/math" xmlns:v="urn:schemas-microsoft-com:vml" xmlns:wp14="http://schemas.microsoft.com/office/word/2010/wordprocessingDrawing" xmlns:wp="http://schemas.openxmlformats.org/drawingml/2006/wordprocessingDrawing" xmlns:w10="urn:schemas-microsoft-com:office:word" xmlns:w="http://schemas.openxmlformats.org/wordprocessingml/2006/main" xmlns:w14="http://schemas.microsoft.com/office/word/2010/wordml" xmlns:w15="http://schemas.microsoft.com/office/word/2012/wordml" xmlns:w16cex="http://schemas.microsoft.com/office/word/2018/wordml/cex" xmlns:w16cid="http://schemas.microsoft.com/office/word/2016/wordml/cid" xmlns:w16="http://schemas.microsoft.com/office/word/2018/wordml" xmlns:w16du="http://schemas.microsoft.com/office/word/2023/wordml/word16du" xmlns:w16sdtdh="http://schemas.microsoft.com/office/word/2020/wordml/sdtdatahash" xmlns:w16sdtfl="http://schemas.microsoft.com/office/word/2024/wordml/sdtformatlock" xmlns:w16se="http://schemas.microsoft.com/office/word/2015/wordml/symex" xmlns:wpg="http://schemas.microsoft.com/office/word/2010/wordprocessingGroup" xmlns:wpi="http://schemas.microsoft.com/office/word/2010/wordprocessingInk" xmlns:wne="http://schemas.microsoft.com/office/word/2006/wordml" xmlns:wps="http://schemas.microsoft.com/office/word/2010/wordprocessingShape" mc:Ignorable="w14 w15 w16se w16cid w16 w16cex w16sdtdh w16sdtfl w16du wp14">
   <w:abstractNum w:abstractNumId="0" w15:restartNumberingAfterBreak="0">
+    <w:nsid w:val="00351C62"/>
+    <w:multiLevelType w:val="hybridMultilevel"/>
+    <w:tmpl w:val="0D0CDE22"/>
+    <w:lvl w:ilvl="0" w:tplc="6AFCA068">
+      <w:start w:val="1"/>
+      <w:numFmt w:val="bullet"/>
+      <w:lvlText w:val="•"/>
+      <w:lvlJc w:val="left"/>
+      <w:pPr>
+        <w:tabs>
+          <w:tab w:val="num" w:pos="720"/>
+        </w:tabs>
+        <w:ind w:left="720" w:hanging="360"/>
+      </w:pPr>
+      <w:rPr>
+        <w:rFonts w:ascii="Arial" w:hAnsi="Arial" w:hint="default"/>
+      </w:rPr>
+    </w:lvl>
+    <w:lvl w:ilvl="1" w:tplc="41141684" w:tentative="1">
+      <w:start w:val="1"/>
+      <w:numFmt w:val="bullet"/>
+      <w:lvlText w:val="•"/>
+      <w:lvlJc w:val="left"/>
+      <w:pPr>
+        <w:tabs>
+          <w:tab w:val="num" w:pos="1440"/>
+        </w:tabs>
+        <w:ind w:left="1440" w:hanging="360"/>
+      </w:pPr>
+      <w:rPr>
+        <w:rFonts w:ascii="Arial" w:hAnsi="Arial" w:hint="default"/>
+      </w:rPr>
+    </w:lvl>
+    <w:lvl w:ilvl="2" w:tplc="33BE4988" w:tentative="1">
+      <w:start w:val="1"/>
+      <w:numFmt w:val="bullet"/>
+      <w:lvlText w:val="•"/>
+      <w:lvlJc w:val="left"/>
+      <w:pPr>
+        <w:tabs>
+          <w:tab w:val="num" w:pos="2160"/>
+        </w:tabs>
+        <w:ind w:left="2160" w:hanging="360"/>
+      </w:pPr>
+      <w:rPr>
+        <w:rFonts w:ascii="Arial" w:hAnsi="Arial" w:hint="default"/>
+      </w:rPr>
+    </w:lvl>
+    <w:lvl w:ilvl="3" w:tplc="4EE298C8" w:tentative="1">
+      <w:start w:val="1"/>
+      <w:numFmt w:val="bullet"/>
+      <w:lvlText w:val="•"/>
+      <w:lvlJc w:val="left"/>
+      <w:pPr>
+        <w:tabs>
+          <w:tab w:val="num" w:pos="2880"/>
+        </w:tabs>
+        <w:ind w:left="2880" w:hanging="360"/>
+      </w:pPr>
+      <w:rPr>
+        <w:rFonts w:ascii="Arial" w:hAnsi="Arial" w:hint="default"/>
+      </w:rPr>
+    </w:lvl>
+    <w:lvl w:ilvl="4" w:tplc="D7B245BC" w:tentative="1">
+      <w:start w:val="1"/>
+      <w:numFmt w:val="bullet"/>
+      <w:lvlText w:val="•"/>
+      <w:lvlJc w:val="left"/>
+      <w:pPr>
+        <w:tabs>
+          <w:tab w:val="num" w:pos="3600"/>
+        </w:tabs>
+        <w:ind w:left="3600" w:hanging="360"/>
+      </w:pPr>
+      <w:rPr>
+        <w:rFonts w:ascii="Arial" w:hAnsi="Arial" w:hint="default"/>
+      </w:rPr>
+    </w:lvl>
+    <w:lvl w:ilvl="5" w:tplc="B6F2F5F8" w:tentative="1">
+      <w:start w:val="1"/>
+      <w:numFmt w:val="bullet"/>
+      <w:lvlText w:val="•"/>
+      <w:lvlJc w:val="left"/>
+      <w:pPr>
+        <w:tabs>
+          <w:tab w:val="num" w:pos="4320"/>
+        </w:tabs>
+        <w:ind w:left="4320" w:hanging="360"/>
+      </w:pPr>
+      <w:rPr>
+        <w:rFonts w:ascii="Arial" w:hAnsi="Arial" w:hint="default"/>
+      </w:rPr>
+    </w:lvl>
+    <w:lvl w:ilvl="6" w:tplc="B144097E" w:tentative="1">
+      <w:start w:val="1"/>
+      <w:numFmt w:val="bullet"/>
+      <w:lvlText w:val="•"/>
+      <w:lvlJc w:val="left"/>
+      <w:pPr>
+        <w:tabs>
+          <w:tab w:val="num" w:pos="5040"/>
+        </w:tabs>
+        <w:ind w:left="5040" w:hanging="360"/>
+      </w:pPr>
+      <w:rPr>
+        <w:rFonts w:ascii="Arial" w:hAnsi="Arial" w:hint="default"/>
+      </w:rPr>
+    </w:lvl>
+    <w:lvl w:ilvl="7" w:tplc="6CF21892" w:tentative="1">
+      <w:start w:val="1"/>
+      <w:numFmt w:val="bullet"/>
+      <w:lvlText w:val="•"/>
+      <w:lvlJc w:val="left"/>
+      <w:pPr>
+        <w:tabs>
+          <w:tab w:val="num" w:pos="5760"/>
+        </w:tabs>
+        <w:ind w:left="5760" w:hanging="360"/>
+      </w:pPr>
+      <w:rPr>
+        <w:rFonts w:ascii="Arial" w:hAnsi="Arial" w:hint="default"/>
+      </w:rPr>
+    </w:lvl>
+    <w:lvl w:ilvl="8" w:tplc="EDB494C6" w:tentative="1">
+      <w:start w:val="1"/>
+      <w:numFmt w:val="bullet"/>
+      <w:lvlText w:val="•"/>
+      <w:lvlJc w:val="left"/>
+      <w:pPr>
+        <w:tabs>
+          <w:tab w:val="num" w:pos="6480"/>
+        </w:tabs>
+        <w:ind w:left="6480" w:hanging="360"/>
+      </w:pPr>
+      <w:rPr>
+        <w:rFonts w:ascii="Arial" w:hAnsi="Arial" w:hint="default"/>
+      </w:rPr>
+    </w:lvl>
+  </w:abstractNum>
+  <w:abstractNum w:abstractNumId="1" w15:restartNumberingAfterBreak="0">
     <w:nsid w:val="0DDC6F68"/>
     <w:multiLevelType w:val="hybridMultilevel"/>
     <w:tmpl w:val="73C604F0"/>
@@ -4562,7 +4948,7 @@
       </w:pPr>
     </w:lvl>
   </w:abstractNum>
-  <w:abstractNum w:abstractNumId="1" w15:restartNumberingAfterBreak="0">
+  <w:abstractNum w:abstractNumId="2" w15:restartNumberingAfterBreak="0">
     <w:nsid w:val="223915A2"/>
     <w:multiLevelType w:val="multilevel"/>
     <w:tmpl w:val="4F0613B6"/>
@@ -4711,7 +5097,7 @@
       </w:rPr>
     </w:lvl>
   </w:abstractNum>
-  <w:abstractNum w:abstractNumId="2" w15:restartNumberingAfterBreak="0">
+  <w:abstractNum w:abstractNumId="3" w15:restartNumberingAfterBreak="0">
     <w:nsid w:val="22B416A6"/>
     <w:multiLevelType w:val="multilevel"/>
     <w:tmpl w:val="1AC0BDCE"/>
@@ -4860,7 +5246,7 @@
       </w:rPr>
     </w:lvl>
   </w:abstractNum>
-  <w:abstractNum w:abstractNumId="3" w15:restartNumberingAfterBreak="0">
+  <w:abstractNum w:abstractNumId="4" w15:restartNumberingAfterBreak="0">
     <w:nsid w:val="2F7D1A61"/>
     <w:multiLevelType w:val="multilevel"/>
     <w:tmpl w:val="8128509A"/>
@@ -5009,7 +5395,7 @@
       </w:rPr>
     </w:lvl>
   </w:abstractNum>
-  <w:abstractNum w:abstractNumId="4" w15:restartNumberingAfterBreak="0">
+  <w:abstractNum w:abstractNumId="5" w15:restartNumberingAfterBreak="0">
     <w:nsid w:val="332601E8"/>
     <w:multiLevelType w:val="multilevel"/>
     <w:tmpl w:val="A9A844F0"/>
@@ -5158,7 +5544,7 @@
       </w:rPr>
     </w:lvl>
   </w:abstractNum>
-  <w:abstractNum w:abstractNumId="5" w15:restartNumberingAfterBreak="0">
+  <w:abstractNum w:abstractNumId="6" w15:restartNumberingAfterBreak="0">
     <w:nsid w:val="34055D5D"/>
     <w:multiLevelType w:val="multilevel"/>
     <w:tmpl w:val="1AC67FAA"/>
@@ -5307,7 +5693,7 @@
       </w:rPr>
     </w:lvl>
   </w:abstractNum>
-  <w:abstractNum w:abstractNumId="6" w15:restartNumberingAfterBreak="0">
+  <w:abstractNum w:abstractNumId="7" w15:restartNumberingAfterBreak="0">
     <w:nsid w:val="3EC2652A"/>
     <w:multiLevelType w:val="hybridMultilevel"/>
     <w:tmpl w:val="D0D2C5C8"/>
@@ -5396,7 +5782,7 @@
       </w:pPr>
     </w:lvl>
   </w:abstractNum>
-  <w:abstractNum w:abstractNumId="7" w15:restartNumberingAfterBreak="0">
+  <w:abstractNum w:abstractNumId="8" w15:restartNumberingAfterBreak="0">
     <w:nsid w:val="439155A0"/>
     <w:multiLevelType w:val="multilevel"/>
     <w:tmpl w:val="323C83DA"/>
@@ -5545,7 +5931,7 @@
       </w:rPr>
     </w:lvl>
   </w:abstractNum>
-  <w:abstractNum w:abstractNumId="8" w15:restartNumberingAfterBreak="0">
+  <w:abstractNum w:abstractNumId="9" w15:restartNumberingAfterBreak="0">
     <w:nsid w:val="52F42CB6"/>
     <w:multiLevelType w:val="multilevel"/>
     <w:tmpl w:val="1040A9B6"/>
@@ -5694,7 +6080,7 @@
       </w:rPr>
     </w:lvl>
   </w:abstractNum>
-  <w:abstractNum w:abstractNumId="9" w15:restartNumberingAfterBreak="0">
+  <w:abstractNum w:abstractNumId="10" w15:restartNumberingAfterBreak="0">
     <w:nsid w:val="5B9C3AE8"/>
     <w:multiLevelType w:val="multilevel"/>
     <w:tmpl w:val="4AC246E2"/>
@@ -5843,7 +6229,7 @@
       </w:rPr>
     </w:lvl>
   </w:abstractNum>
-  <w:abstractNum w:abstractNumId="10" w15:restartNumberingAfterBreak="0">
+  <w:abstractNum w:abstractNumId="11" w15:restartNumberingAfterBreak="0">
     <w:nsid w:val="69553B75"/>
     <w:multiLevelType w:val="multilevel"/>
     <w:tmpl w:val="69E87A26"/>
@@ -5992,7 +6378,7 @@
       </w:rPr>
     </w:lvl>
   </w:abstractNum>
-  <w:abstractNum w:abstractNumId="11" w15:restartNumberingAfterBreak="0">
+  <w:abstractNum w:abstractNumId="12" w15:restartNumberingAfterBreak="0">
     <w:nsid w:val="6C776565"/>
     <w:multiLevelType w:val="multilevel"/>
     <w:tmpl w:val="5D2CB7EC"/>
@@ -6141,7 +6527,7 @@
       </w:rPr>
     </w:lvl>
   </w:abstractNum>
-  <w:abstractNum w:abstractNumId="12" w15:restartNumberingAfterBreak="0">
+  <w:abstractNum w:abstractNumId="13" w15:restartNumberingAfterBreak="0">
     <w:nsid w:val="6C97244B"/>
     <w:multiLevelType w:val="multilevel"/>
     <w:tmpl w:val="2342F380"/>
@@ -6290,7 +6676,7 @@
       </w:rPr>
     </w:lvl>
   </w:abstractNum>
-  <w:abstractNum w:abstractNumId="13" w15:restartNumberingAfterBreak="0">
+  <w:abstractNum w:abstractNumId="14" w15:restartNumberingAfterBreak="0">
     <w:nsid w:val="7227158C"/>
     <w:multiLevelType w:val="multilevel"/>
     <w:tmpl w:val="A306CB3E"/>
@@ -6439,7 +6825,7 @@
       </w:rPr>
     </w:lvl>
   </w:abstractNum>
-  <w:abstractNum w:abstractNumId="14" w15:restartNumberingAfterBreak="0">
+  <w:abstractNum w:abstractNumId="15" w15:restartNumberingAfterBreak="0">
     <w:nsid w:val="759B15E7"/>
     <w:multiLevelType w:val="multilevel"/>
     <w:tmpl w:val="E3AAA550"/>
@@ -6588,7 +6974,147 @@
       </w:rPr>
     </w:lvl>
   </w:abstractNum>
-  <w:abstractNum w:abstractNumId="15" w15:restartNumberingAfterBreak="0">
+  <w:abstractNum w:abstractNumId="16" w15:restartNumberingAfterBreak="0">
+    <w:nsid w:val="7CE6537C"/>
+    <w:multiLevelType w:val="hybridMultilevel"/>
+    <w:tmpl w:val="29805656"/>
+    <w:lvl w:ilvl="0" w:tplc="9FA0524E">
+      <w:start w:val="1"/>
+      <w:numFmt w:val="bullet"/>
+      <w:lvlText w:val="•"/>
+      <w:lvlJc w:val="left"/>
+      <w:pPr>
+        <w:tabs>
+          <w:tab w:val="num" w:pos="720"/>
+        </w:tabs>
+        <w:ind w:left="720" w:hanging="360"/>
+      </w:pPr>
+      <w:rPr>
+        <w:rFonts w:ascii="Arial" w:hAnsi="Arial" w:hint="default"/>
+      </w:rPr>
+    </w:lvl>
+    <w:lvl w:ilvl="1" w:tplc="1558224C" w:tentative="1">
+      <w:start w:val="1"/>
+      <w:numFmt w:val="bullet"/>
+      <w:lvlText w:val="•"/>
+      <w:lvlJc w:val="left"/>
+      <w:pPr>
+        <w:tabs>
+          <w:tab w:val="num" w:pos="1440"/>
+        </w:tabs>
+        <w:ind w:left="1440" w:hanging="360"/>
+      </w:pPr>
+      <w:rPr>
+        <w:rFonts w:ascii="Arial" w:hAnsi="Arial" w:hint="default"/>
+      </w:rPr>
+    </w:lvl>
+    <w:lvl w:ilvl="2" w:tplc="1D827054" w:tentative="1">
+      <w:start w:val="1"/>
+      <w:numFmt w:val="bullet"/>
+      <w:lvlText w:val="•"/>
+      <w:lvlJc w:val="left"/>
+      <w:pPr>
+        <w:tabs>
+          <w:tab w:val="num" w:pos="2160"/>
+        </w:tabs>
+        <w:ind w:left="2160" w:hanging="360"/>
+      </w:pPr>
+      <w:rPr>
+        <w:rFonts w:ascii="Arial" w:hAnsi="Arial" w:hint="default"/>
+      </w:rPr>
+    </w:lvl>
+    <w:lvl w:ilvl="3" w:tplc="A894D8BE" w:tentative="1">
+      <w:start w:val="1"/>
+      <w:numFmt w:val="bullet"/>
+      <w:lvlText w:val="•"/>
+      <w:lvlJc w:val="left"/>
+      <w:pPr>
+        <w:tabs>
+          <w:tab w:val="num" w:pos="2880"/>
+        </w:tabs>
+        <w:ind w:left="2880" w:hanging="360"/>
+      </w:pPr>
+      <w:rPr>
+        <w:rFonts w:ascii="Arial" w:hAnsi="Arial" w:hint="default"/>
+      </w:rPr>
+    </w:lvl>
+    <w:lvl w:ilvl="4" w:tplc="72EA0298" w:tentative="1">
+      <w:start w:val="1"/>
+      <w:numFmt w:val="bullet"/>
+      <w:lvlText w:val="•"/>
+      <w:lvlJc w:val="left"/>
+      <w:pPr>
+        <w:tabs>
+          <w:tab w:val="num" w:pos="3600"/>
+        </w:tabs>
+        <w:ind w:left="3600" w:hanging="360"/>
+      </w:pPr>
+      <w:rPr>
+        <w:rFonts w:ascii="Arial" w:hAnsi="Arial" w:hint="default"/>
+      </w:rPr>
+    </w:lvl>
+    <w:lvl w:ilvl="5" w:tplc="E924BBC2" w:tentative="1">
+      <w:start w:val="1"/>
+      <w:numFmt w:val="bullet"/>
+      <w:lvlText w:val="•"/>
+      <w:lvlJc w:val="left"/>
+      <w:pPr>
+        <w:tabs>
+          <w:tab w:val="num" w:pos="4320"/>
+        </w:tabs>
+        <w:ind w:left="4320" w:hanging="360"/>
+      </w:pPr>
+      <w:rPr>
+        <w:rFonts w:ascii="Arial" w:hAnsi="Arial" w:hint="default"/>
+      </w:rPr>
+    </w:lvl>
+    <w:lvl w:ilvl="6" w:tplc="8708C69E" w:tentative="1">
+      <w:start w:val="1"/>
+      <w:numFmt w:val="bullet"/>
+      <w:lvlText w:val="•"/>
+      <w:lvlJc w:val="left"/>
+      <w:pPr>
+        <w:tabs>
+          <w:tab w:val="num" w:pos="5040"/>
+        </w:tabs>
+        <w:ind w:left="5040" w:hanging="360"/>
+      </w:pPr>
+      <w:rPr>
+        <w:rFonts w:ascii="Arial" w:hAnsi="Arial" w:hint="default"/>
+      </w:rPr>
+    </w:lvl>
+    <w:lvl w:ilvl="7" w:tplc="4EB4D1F6" w:tentative="1">
+      <w:start w:val="1"/>
+      <w:numFmt w:val="bullet"/>
+      <w:lvlText w:val="•"/>
+      <w:lvlJc w:val="left"/>
+      <w:pPr>
+        <w:tabs>
+          <w:tab w:val="num" w:pos="5760"/>
+        </w:tabs>
+        <w:ind w:left="5760" w:hanging="360"/>
+      </w:pPr>
+      <w:rPr>
+        <w:rFonts w:ascii="Arial" w:hAnsi="Arial" w:hint="default"/>
+      </w:rPr>
+    </w:lvl>
+    <w:lvl w:ilvl="8" w:tplc="5436365A" w:tentative="1">
+      <w:start w:val="1"/>
+      <w:numFmt w:val="bullet"/>
+      <w:lvlText w:val="•"/>
+      <w:lvlJc w:val="left"/>
+      <w:pPr>
+        <w:tabs>
+          <w:tab w:val="num" w:pos="6480"/>
+        </w:tabs>
+        <w:ind w:left="6480" w:hanging="360"/>
+      </w:pPr>
+      <w:rPr>
+        <w:rFonts w:ascii="Arial" w:hAnsi="Arial" w:hint="default"/>
+      </w:rPr>
+    </w:lvl>
+  </w:abstractNum>
+  <w:abstractNum w:abstractNumId="17" w15:restartNumberingAfterBreak="0">
     <w:nsid w:val="7EF97A08"/>
     <w:multiLevelType w:val="hybridMultilevel"/>
     <w:tmpl w:val="D206C5F6"/>
@@ -6702,52 +7228,58 @@
     </w:lvl>
   </w:abstractNum>
   <w:num w:numId="1" w16cid:durableId="729889389">
+    <w:abstractNumId w:val="15"/>
+  </w:num>
+  <w:num w:numId="2" w16cid:durableId="265814508">
+    <w:abstractNumId w:val="9"/>
+  </w:num>
+  <w:num w:numId="3" w16cid:durableId="901018627">
+    <w:abstractNumId w:val="12"/>
+  </w:num>
+  <w:num w:numId="4" w16cid:durableId="1425757852">
     <w:abstractNumId w:val="14"/>
   </w:num>
-  <w:num w:numId="2" w16cid:durableId="265814508">
+  <w:num w:numId="5" w16cid:durableId="442963536">
+    <w:abstractNumId w:val="5"/>
+  </w:num>
+  <w:num w:numId="6" w16cid:durableId="171531763">
+    <w:abstractNumId w:val="6"/>
+  </w:num>
+  <w:num w:numId="7" w16cid:durableId="201553013">
+    <w:abstractNumId w:val="17"/>
+  </w:num>
+  <w:num w:numId="8" w16cid:durableId="239146369">
+    <w:abstractNumId w:val="1"/>
+  </w:num>
+  <w:num w:numId="9" w16cid:durableId="1758089243">
+    <w:abstractNumId w:val="7"/>
+  </w:num>
+  <w:num w:numId="10" w16cid:durableId="1962108074">
     <w:abstractNumId w:val="8"/>
   </w:num>
-  <w:num w:numId="3" w16cid:durableId="901018627">
+  <w:num w:numId="11" w16cid:durableId="940257840">
     <w:abstractNumId w:val="11"/>
   </w:num>
-  <w:num w:numId="4" w16cid:durableId="1425757852">
+  <w:num w:numId="12" w16cid:durableId="548342399">
+    <w:abstractNumId w:val="3"/>
+  </w:num>
+  <w:num w:numId="13" w16cid:durableId="1535922358">
+    <w:abstractNumId w:val="10"/>
+  </w:num>
+  <w:num w:numId="14" w16cid:durableId="941954196">
+    <w:abstractNumId w:val="2"/>
+  </w:num>
+  <w:num w:numId="15" w16cid:durableId="1364132736">
+    <w:abstractNumId w:val="4"/>
+  </w:num>
+  <w:num w:numId="16" w16cid:durableId="2083791574">
     <w:abstractNumId w:val="13"/>
   </w:num>
-  <w:num w:numId="5" w16cid:durableId="442963536">
-    <w:abstractNumId w:val="4"/>
+  <w:num w:numId="17" w16cid:durableId="1421178462">
+    <w:abstractNumId w:val="16"/>
   </w:num>
-  <w:num w:numId="6" w16cid:durableId="171531763">
-    <w:abstractNumId w:val="5"/>
-  </w:num>
-  <w:num w:numId="7" w16cid:durableId="201553013">
-    <w:abstractNumId w:val="15"/>
-  </w:num>
-  <w:num w:numId="8" w16cid:durableId="239146369">
+  <w:num w:numId="18" w16cid:durableId="1990016798">
     <w:abstractNumId w:val="0"/>
-  </w:num>
-  <w:num w:numId="9" w16cid:durableId="1758089243">
-    <w:abstractNumId w:val="6"/>
-  </w:num>
-  <w:num w:numId="10" w16cid:durableId="1962108074">
-    <w:abstractNumId w:val="7"/>
-  </w:num>
-  <w:num w:numId="11" w16cid:durableId="940257840">
-    <w:abstractNumId w:val="10"/>
-  </w:num>
-  <w:num w:numId="12" w16cid:durableId="548342399">
-    <w:abstractNumId w:val="2"/>
-  </w:num>
-  <w:num w:numId="13" w16cid:durableId="1535922358">
-    <w:abstractNumId w:val="9"/>
-  </w:num>
-  <w:num w:numId="14" w16cid:durableId="941954196">
-    <w:abstractNumId w:val="1"/>
-  </w:num>
-  <w:num w:numId="15" w16cid:durableId="1364132736">
-    <w:abstractNumId w:val="3"/>
-  </w:num>
-  <w:num w:numId="16" w16cid:durableId="2083791574">
-    <w:abstractNumId w:val="12"/>
   </w:num>
 </w:numbering>
 </file>
@@ -7355,6 +7887,7 @@
   <w:style w:type="character" w:default="1" w:styleId="DefaultParagraphFont">
     <w:name w:val="Default Paragraph Font"/>
     <w:uiPriority w:val="1"/>
+    <w:semiHidden/>
     <w:unhideWhenUsed/>
   </w:style>
   <w:style w:type="table" w:default="1" w:styleId="TableNormal">
@@ -7666,6 +8199,23 @@
       <w:smallCaps/>
       <w:color w:val="0F4761" w:themeColor="accent1" w:themeShade="BF"/>
       <w:spacing w:val="5"/>
+    </w:rPr>
+  </w:style>
+  <w:style w:type="paragraph" w:styleId="NormalWeb">
+    <w:name w:val="Normal (Web)"/>
+    <w:basedOn w:val="Normal"/>
+    <w:uiPriority w:val="99"/>
+    <w:semiHidden/>
+    <w:unhideWhenUsed/>
+    <w:rsid w:val="009763C5"/>
+    <w:pPr>
+      <w:spacing w:before="100" w:beforeAutospacing="1" w:after="100" w:afterAutospacing="1" w:line="240" w:lineRule="auto"/>
+    </w:pPr>
+    <w:rPr>
+      <w:rFonts w:ascii="Times New Roman" w:eastAsia="Times New Roman" w:hAnsi="Times New Roman" w:cs="Times New Roman"/>
+      <w:kern w:val="0"/>
+      <w:lang w:eastAsia="en-IE"/>
+      <w14:ligatures w14:val="none"/>
     </w:rPr>
   </w:style>
 </w:styles>
